--- a/Software/Wi-FiDisplay/WiFi_Display_Program.docx
+++ b/Software/Wi-FiDisplay/WiFi_Display_Program.docx
@@ -258,11 +258,9 @@
       <w:r>
         <w:t xml:space="preserve">/update to get to the update program web page.  You can also access </w:t>
       </w:r>
-      <w:proofErr w:type="gramStart"/>
-      <w:r>
-        <w:t>main</w:t>
-      </w:r>
-      <w:proofErr w:type="gramEnd"/>
+      <w:r>
+        <w:t>the main</w:t>
+      </w:r>
       <w:r>
         <w:t xml:space="preserve"> page by typing in </w:t>
       </w:r>

--- a/Software/Wi-FiDisplay/WiFi_Display_Program.docx
+++ b/Software/Wi-FiDisplay/WiFi_Display_Program.docx
@@ -24,15 +24,7 @@
         <w:t>the Wi-Fi Network.</w:t>
       </w:r>
       <w:r>
-        <w:t xml:space="preserve">  The Wi-Fi program </w:t>
-      </w:r>
-      <w:proofErr w:type="gramStart"/>
-      <w:r>
-        <w:t>in</w:t>
-      </w:r>
-      <w:proofErr w:type="gramEnd"/>
-      <w:r>
-        <w:t xml:space="preserve"> installed on an </w:t>
+        <w:t xml:space="preserve">  The Wi-Fi program in installed on an </w:t>
       </w:r>
       <w:r>
         <w:t>ESP32</w:t>
@@ -329,6 +321,149 @@
     </w:p>
     <w:p>
       <w:pPr>
+        <w:pStyle w:val="Heading3"/>
+      </w:pPr>
+      <w:r>
+        <w:t>Time Variables</w:t>
+      </w:r>
+    </w:p>
+    <w:p>
+      <w:r>
+        <w:t xml:space="preserve">For the program to display local time you need to update the gmsOffset_sec variable.  If you are west of </w:t>
+      </w:r>
+      <w:r>
+        <w:t>Greenwich Mean Time (GMT)</w:t>
+      </w:r>
+      <w:r>
+        <w:t xml:space="preserve"> the values are negative and east, they are positive.  On the internet find out your time offset from GMT.  The offset is in seconds.  In Los Angeles I am 8 hours (480 minutes) behind GMT, so the input is 480*60 to get seconds.  We still have daylight savings time in Los Angeles, so I entered 3600 (1 hour) for </w:t>
+      </w:r>
+      <w:r>
+        <w:t>daylightOffset_sec</w:t>
+      </w:r>
+      <w:r>
+        <w:t>.  If you are lucky enough to not have daylight savings time set this value to 0.</w:t>
+      </w:r>
+    </w:p>
+    <w:p>
+      <w:pPr>
+        <w:pStyle w:val="Heading3"/>
+      </w:pPr>
+      <w:r>
+        <w:t>Network and Passwords</w:t>
+      </w:r>
+    </w:p>
+    <w:p>
+      <w:r>
+        <w:t>The following are the fields you must edit network names, passwords and Email addresses:</w:t>
+      </w:r>
+    </w:p>
+    <w:p>
+      <w:pPr>
+        <w:pStyle w:val="ListParagraph"/>
+        <w:numPr>
+          <w:ilvl w:val="0"/>
+          <w:numId w:val="4"/>
+        </w:numPr>
+      </w:pPr>
+      <w:r>
+        <w:t>ssid – is your Wi-Fi network name.</w:t>
+      </w:r>
+    </w:p>
+    <w:p>
+      <w:pPr>
+        <w:pStyle w:val="ListParagraph"/>
+        <w:numPr>
+          <w:ilvl w:val="0"/>
+          <w:numId w:val="4"/>
+        </w:numPr>
+      </w:pPr>
+      <w:r>
+        <w:t>password – Wi-Fi network password</w:t>
+      </w:r>
+    </w:p>
+    <w:p>
+      <w:pPr>
+        <w:pStyle w:val="ListParagraph"/>
+        <w:numPr>
+          <w:ilvl w:val="0"/>
+          <w:numId w:val="4"/>
+        </w:numPr>
+      </w:pPr>
+      <w:r>
+        <w:t xml:space="preserve">UseEmail – if you don’t want to use the email and text message feature set this to </w:t>
+      </w:r>
+      <w:r>
+        <w:t>false.</w:t>
+      </w:r>
+    </w:p>
+    <w:p>
+      <w:pPr>
+        <w:pStyle w:val="ListParagraph"/>
+        <w:numPr>
+          <w:ilvl w:val="0"/>
+          <w:numId w:val="4"/>
+        </w:numPr>
+      </w:pPr>
+      <w:r>
+        <w:t>AUTHOR_EMAIL</w:t>
+      </w:r>
+      <w:r>
+        <w:t xml:space="preserve"> – this is the email that you use for your Arduino boards.  Emails are sent from this account.</w:t>
+      </w:r>
+    </w:p>
+    <w:p>
+      <w:pPr>
+        <w:pStyle w:val="ListParagraph"/>
+        <w:numPr>
+          <w:ilvl w:val="0"/>
+          <w:numId w:val="4"/>
+        </w:numPr>
+      </w:pPr>
+      <w:r>
+        <w:t>AUTHOR_PASSWORD</w:t>
+      </w:r>
+      <w:r>
+        <w:t xml:space="preserve"> – this is the special App password you set up for Arduino boards. (</w:t>
+      </w:r>
+      <w:r>
+        <w:t>See</w:t>
+      </w:r>
+      <w:r>
+        <w:t xml:space="preserve"> Emails and Text messages section.</w:t>
+      </w:r>
+    </w:p>
+    <w:p>
+      <w:pPr>
+        <w:pStyle w:val="ListParagraph"/>
+        <w:numPr>
+          <w:ilvl w:val="0"/>
+          <w:numId w:val="4"/>
+        </w:numPr>
+      </w:pPr>
+      <w:r>
+        <w:t>RECIPIENT_EMAIL1</w:t>
+      </w:r>
+      <w:r>
+        <w:t xml:space="preserve"> – this is your main email account.</w:t>
+      </w:r>
+    </w:p>
+    <w:p>
+      <w:pPr>
+        <w:pStyle w:val="ListParagraph"/>
+        <w:numPr>
+          <w:ilvl w:val="0"/>
+          <w:numId w:val="4"/>
+        </w:numPr>
+      </w:pPr>
+      <w:r>
+        <w:t>RECIPIENT_EMAIL2</w:t>
+      </w:r>
+      <w:r>
+        <w:t xml:space="preserve"> – this is for text messages.</w:t>
+      </w:r>
+    </w:p>
+    <w:p>
+      <w:pPr>
         <w:pStyle w:val="Heading2"/>
       </w:pPr>
       <w:r>
@@ -385,7 +520,11 @@
         <w:t xml:space="preserve"> upload </w:t>
       </w:r>
       <w:r>
-        <w:t>the firmware and not separate files.  The top line is “</w:t>
+        <w:t xml:space="preserve">the firmware and not separate </w:t>
+      </w:r>
+      <w:r>
+        <w:lastRenderedPageBreak/>
+        <w:t>files.  The top line is “</w:t>
       </w:r>
       <w:r>
         <w:rPr>
@@ -395,9 +534,8 @@
           <w:szCs w:val="27"/>
           <w:shd w:val="clear" w:color="auto" w:fill="FFFFFF"/>
         </w:rPr>
-        <w:t xml:space="preserve">const char </w:t>
-      </w:r>
-      <w:proofErr w:type="spellStart"/>
+        <w:t>const char indx_html[] = R"rawliteral(</w:t>
+      </w:r>
       <w:r>
         <w:rPr>
           <w:rFonts w:cs="Arial"/>
@@ -406,9 +544,8 @@
           <w:szCs w:val="27"/>
           <w:shd w:val="clear" w:color="auto" w:fill="FFFFFF"/>
         </w:rPr>
-        <w:t>indx_</w:t>
-      </w:r>
-      <w:proofErr w:type="gramStart"/>
+        <w:t xml:space="preserve">“ tells </w:t>
+      </w:r>
       <w:r>
         <w:rPr>
           <w:rFonts w:cs="Arial"/>
@@ -417,9 +554,8 @@
           <w:szCs w:val="27"/>
           <w:shd w:val="clear" w:color="auto" w:fill="FFFFFF"/>
         </w:rPr>
-        <w:t>html</w:t>
-      </w:r>
-      <w:proofErr w:type="spellEnd"/>
+        <w:t>Arduino</w:t>
+      </w:r>
       <w:r>
         <w:rPr>
           <w:rFonts w:cs="Arial"/>
@@ -428,9 +564,8 @@
           <w:szCs w:val="27"/>
           <w:shd w:val="clear" w:color="auto" w:fill="FFFFFF"/>
         </w:rPr>
-        <w:t>[</w:t>
-      </w:r>
-      <w:proofErr w:type="gramEnd"/>
+        <w:t xml:space="preserve"> </w:t>
+      </w:r>
       <w:r>
         <w:rPr>
           <w:rFonts w:cs="Arial"/>
@@ -439,9 +574,8 @@
           <w:szCs w:val="27"/>
           <w:shd w:val="clear" w:color="auto" w:fill="FFFFFF"/>
         </w:rPr>
-        <w:t xml:space="preserve">] = </w:t>
-      </w:r>
-      <w:proofErr w:type="spellStart"/>
+        <w:t xml:space="preserve">compiler </w:t>
+      </w:r>
       <w:r>
         <w:rPr>
           <w:rFonts w:cs="Arial"/>
@@ -450,9 +584,8 @@
           <w:szCs w:val="27"/>
           <w:shd w:val="clear" w:color="auto" w:fill="FFFFFF"/>
         </w:rPr>
-        <w:t>R"rawliteral</w:t>
-      </w:r>
-      <w:proofErr w:type="spellEnd"/>
+        <w:t>to include the following text</w:t>
+      </w:r>
       <w:r>
         <w:rPr>
           <w:rFonts w:cs="Arial"/>
@@ -461,7 +594,7 @@
           <w:szCs w:val="27"/>
           <w:shd w:val="clear" w:color="auto" w:fill="FFFFFF"/>
         </w:rPr>
-        <w:t>(</w:t>
+        <w:t xml:space="preserve"> in a</w:t>
       </w:r>
       <w:r>
         <w:rPr>
@@ -471,7 +604,7 @@
           <w:szCs w:val="27"/>
           <w:shd w:val="clear" w:color="auto" w:fill="FFFFFF"/>
         </w:rPr>
-        <w:t xml:space="preserve">“ tells </w:t>
+        <w:t xml:space="preserve"> constant</w:t>
       </w:r>
       <w:r>
         <w:rPr>
@@ -481,7 +614,7 @@
           <w:szCs w:val="27"/>
           <w:shd w:val="clear" w:color="auto" w:fill="FFFFFF"/>
         </w:rPr>
-        <w:t>Arduino</w:t>
+        <w:t xml:space="preserve"> array named indx_html.  The </w:t>
       </w:r>
       <w:r>
         <w:rPr>
@@ -491,7 +624,7 @@
           <w:szCs w:val="27"/>
           <w:shd w:val="clear" w:color="auto" w:fill="FFFFFF"/>
         </w:rPr>
-        <w:t xml:space="preserve"> </w:t>
+        <w:t>las</w:t>
       </w:r>
       <w:r>
         <w:rPr>
@@ -501,7 +634,7 @@
           <w:szCs w:val="27"/>
           <w:shd w:val="clear" w:color="auto" w:fill="FFFFFF"/>
         </w:rPr>
-        <w:t xml:space="preserve">compiler </w:t>
+        <w:t>t</w:t>
       </w:r>
       <w:r>
         <w:rPr>
@@ -511,7 +644,7 @@
           <w:szCs w:val="27"/>
           <w:shd w:val="clear" w:color="auto" w:fill="FFFFFF"/>
         </w:rPr>
-        <w:t>to include the following text</w:t>
+        <w:t xml:space="preserve"> line “</w:t>
       </w:r>
       <w:r>
         <w:rPr>
@@ -521,7 +654,7 @@
           <w:szCs w:val="27"/>
           <w:shd w:val="clear" w:color="auto" w:fill="FFFFFF"/>
         </w:rPr>
-        <w:t xml:space="preserve"> in a</w:t>
+        <w:t>)rawliteral";</w:t>
       </w:r>
       <w:r>
         <w:rPr>
@@ -531,7 +664,7 @@
           <w:szCs w:val="27"/>
           <w:shd w:val="clear" w:color="auto" w:fill="FFFFFF"/>
         </w:rPr>
-        <w:t xml:space="preserve"> constant</w:t>
+        <w:t>”</w:t>
       </w:r>
       <w:r>
         <w:rPr>
@@ -541,7 +674,7 @@
           <w:szCs w:val="27"/>
           <w:shd w:val="clear" w:color="auto" w:fill="FFFFFF"/>
         </w:rPr>
-        <w:t xml:space="preserve"> array named indx_html.  The </w:t>
+        <w:t xml:space="preserve"> tells the complier that this is the end of the character array.  D</w:t>
       </w:r>
       <w:r>
         <w:rPr>
@@ -551,9 +684,11 @@
           <w:szCs w:val="27"/>
           <w:shd w:val="clear" w:color="auto" w:fill="FFFFFF"/>
         </w:rPr>
-        <w:t>las</w:t>
-      </w:r>
-      <w:r>
+        <w:t>o not remove either of these lines.</w:t>
+      </w:r>
+    </w:p>
+    <w:p>
+      <w:pPr>
         <w:rPr>
           <w:rFonts w:cs="Arial"/>
           <w:color w:val="000000"/>
@@ -561,8 +696,7 @@
           <w:szCs w:val="27"/>
           <w:shd w:val="clear" w:color="auto" w:fill="FFFFFF"/>
         </w:rPr>
-        <w:t>t</w:t>
-      </w:r>
+      </w:pPr>
       <w:r>
         <w:rPr>
           <w:rFonts w:cs="Arial"/>
@@ -571,9 +705,8 @@
           <w:szCs w:val="27"/>
           <w:shd w:val="clear" w:color="auto" w:fill="FFFFFF"/>
         </w:rPr>
-        <w:t xml:space="preserve"> line </w:t>
-      </w:r>
-      <w:proofErr w:type="gramStart"/>
+        <w:t>The H</w:t>
+      </w:r>
       <w:r>
         <w:rPr>
           <w:rFonts w:cs="Arial"/>
@@ -582,7 +715,7 @@
           <w:szCs w:val="27"/>
           <w:shd w:val="clear" w:color="auto" w:fill="FFFFFF"/>
         </w:rPr>
-        <w:t>“</w:t>
+        <w:t xml:space="preserve">TML file has special </w:t>
       </w:r>
       <w:r>
         <w:rPr>
@@ -592,9 +725,8 @@
           <w:szCs w:val="27"/>
           <w:shd w:val="clear" w:color="auto" w:fill="FFFFFF"/>
         </w:rPr>
-        <w:t>)</w:t>
-      </w:r>
-      <w:proofErr w:type="spellStart"/>
+        <w:t xml:space="preserve">pointers </w:t>
+      </w:r>
       <w:r>
         <w:rPr>
           <w:rFonts w:cs="Arial"/>
@@ -603,10 +735,8 @@
           <w:szCs w:val="27"/>
           <w:shd w:val="clear" w:color="auto" w:fill="FFFFFF"/>
         </w:rPr>
-        <w:t>rawliteral</w:t>
-      </w:r>
-      <w:proofErr w:type="spellEnd"/>
-      <w:proofErr w:type="gramEnd"/>
+        <w:t>designated</w:t>
+      </w:r>
       <w:r>
         <w:rPr>
           <w:rFonts w:cs="Arial"/>
@@ -615,7 +745,7 @@
           <w:szCs w:val="27"/>
           <w:shd w:val="clear" w:color="auto" w:fill="FFFFFF"/>
         </w:rPr>
-        <w:t>";</w:t>
+        <w:t xml:space="preserve"> as ‘%’</w:t>
       </w:r>
       <w:r>
         <w:rPr>
@@ -625,7 +755,7 @@
           <w:szCs w:val="27"/>
           <w:shd w:val="clear" w:color="auto" w:fill="FFFFFF"/>
         </w:rPr>
-        <w:t>”</w:t>
+        <w:t xml:space="preserve">XX.  These are used by the software to know where to insert </w:t>
       </w:r>
       <w:r>
         <w:rPr>
@@ -635,97 +765,6 @@
           <w:szCs w:val="27"/>
           <w:shd w:val="clear" w:color="auto" w:fill="FFFFFF"/>
         </w:rPr>
-        <w:t xml:space="preserve"> tells the complier that this is the end of the character array.  D</w:t>
-      </w:r>
-      <w:r>
-        <w:rPr>
-          <w:rFonts w:cs="Arial"/>
-          <w:color w:val="000000"/>
-          <w:sz w:val="27"/>
-          <w:szCs w:val="27"/>
-          <w:shd w:val="clear" w:color="auto" w:fill="FFFFFF"/>
-        </w:rPr>
-        <w:t>o not remove either of these lines.</w:t>
-      </w:r>
-    </w:p>
-    <w:p>
-      <w:pPr>
-        <w:rPr>
-          <w:rFonts w:cs="Arial"/>
-          <w:color w:val="000000"/>
-          <w:sz w:val="27"/>
-          <w:szCs w:val="27"/>
-          <w:shd w:val="clear" w:color="auto" w:fill="FFFFFF"/>
-        </w:rPr>
-      </w:pPr>
-      <w:r>
-        <w:rPr>
-          <w:rFonts w:cs="Arial"/>
-          <w:color w:val="000000"/>
-          <w:sz w:val="27"/>
-          <w:szCs w:val="27"/>
-          <w:shd w:val="clear" w:color="auto" w:fill="FFFFFF"/>
-        </w:rPr>
-        <w:t>The H</w:t>
-      </w:r>
-      <w:r>
-        <w:rPr>
-          <w:rFonts w:cs="Arial"/>
-          <w:color w:val="000000"/>
-          <w:sz w:val="27"/>
-          <w:szCs w:val="27"/>
-          <w:shd w:val="clear" w:color="auto" w:fill="FFFFFF"/>
-        </w:rPr>
-        <w:t xml:space="preserve">TML file has special </w:t>
-      </w:r>
-      <w:r>
-        <w:rPr>
-          <w:rFonts w:cs="Arial"/>
-          <w:color w:val="000000"/>
-          <w:sz w:val="27"/>
-          <w:szCs w:val="27"/>
-          <w:shd w:val="clear" w:color="auto" w:fill="FFFFFF"/>
-        </w:rPr>
-        <w:t xml:space="preserve">pointers </w:t>
-      </w:r>
-      <w:r>
-        <w:rPr>
-          <w:rFonts w:cs="Arial"/>
-          <w:color w:val="000000"/>
-          <w:sz w:val="27"/>
-          <w:szCs w:val="27"/>
-          <w:shd w:val="clear" w:color="auto" w:fill="FFFFFF"/>
-        </w:rPr>
-        <w:t>designated</w:t>
-      </w:r>
-      <w:r>
-        <w:rPr>
-          <w:rFonts w:cs="Arial"/>
-          <w:color w:val="000000"/>
-          <w:sz w:val="27"/>
-          <w:szCs w:val="27"/>
-          <w:shd w:val="clear" w:color="auto" w:fill="FFFFFF"/>
-        </w:rPr>
-        <w:t xml:space="preserve"> as ‘%’</w:t>
-      </w:r>
-      <w:r>
-        <w:rPr>
-          <w:rFonts w:cs="Arial"/>
-          <w:color w:val="000000"/>
-          <w:sz w:val="27"/>
-          <w:szCs w:val="27"/>
-          <w:shd w:val="clear" w:color="auto" w:fill="FFFFFF"/>
-        </w:rPr>
-        <w:t xml:space="preserve">XX.  These are used by the software to know where to insert </w:t>
-      </w:r>
-      <w:r>
-        <w:rPr>
-          <w:rFonts w:cs="Arial"/>
-          <w:color w:val="000000"/>
-          <w:sz w:val="27"/>
-          <w:szCs w:val="27"/>
-          <w:shd w:val="clear" w:color="auto" w:fill="FFFFFF"/>
-        </w:rPr>
         <w:t>information to be displayed on the web page.</w:t>
       </w:r>
     </w:p>
@@ -772,13 +811,8 @@
         <w:t xml:space="preserve">in an </w:t>
       </w:r>
       <w:r>
-        <w:t xml:space="preserve">integer array named </w:t>
-      </w:r>
-      <w:proofErr w:type="spellStart"/>
-      <w:r>
-        <w:t>indx</w:t>
-      </w:r>
-      <w:proofErr w:type="spellEnd"/>
+        <w:t>integer array named indx</w:t>
+      </w:r>
       <w:r>
         <w:t xml:space="preserve">.  Every time the web page is accessed </w:t>
       </w:r>
@@ -817,15 +851,7 @@
         <w:t xml:space="preserve">This module handles the </w:t>
       </w:r>
       <w:r>
-        <w:t xml:space="preserve">server requests.  I used an asynchronous server library because the </w:t>
-      </w:r>
-      <w:proofErr w:type="spellStart"/>
-      <w:r>
-        <w:t>WebSerial</w:t>
-      </w:r>
-      <w:proofErr w:type="spellEnd"/>
-      <w:r>
-        <w:t xml:space="preserve"> </w:t>
+        <w:t xml:space="preserve">server requests.  I used an asynchronous server library because the WebSerial </w:t>
       </w:r>
       <w:r>
         <w:t xml:space="preserve">library only works </w:t>
@@ -843,23 +869,7 @@
         <w:t>s</w:t>
       </w:r>
       <w:r>
-        <w:t xml:space="preserve"> </w:t>
-      </w:r>
-      <w:proofErr w:type="gramStart"/>
-      <w:r>
-        <w:t>uses</w:t>
-      </w:r>
-      <w:proofErr w:type="gramEnd"/>
-      <w:r>
-        <w:t xml:space="preserve"> </w:t>
-      </w:r>
-      <w:proofErr w:type="gramStart"/>
-      <w:r>
-        <w:t>interrupts</w:t>
-      </w:r>
-      <w:proofErr w:type="gramEnd"/>
-      <w:r>
-        <w:t xml:space="preserve"> to process server requests.  </w:t>
+        <w:t xml:space="preserve"> uses interrupts to process server requests.  </w:t>
       </w:r>
       <w:r>
         <w:t xml:space="preserve">So, if you use delay functions in your code the server requests will still be processed.  The server is </w:t>
@@ -873,7 +883,6 @@
       <w:r>
         <w:t xml:space="preserve">  The /update and /</w:t>
       </w:r>
-      <w:proofErr w:type="spellStart"/>
       <w:r>
         <w:t>w</w:t>
       </w:r>
@@ -886,7 +895,6 @@
       <w:r>
         <w:t>erial</w:t>
       </w:r>
-      <w:proofErr w:type="spellEnd"/>
       <w:r>
         <w:t xml:space="preserve"> page requests are handled in the respective libraries.</w:t>
       </w:r>
@@ -895,12 +903,9 @@
       <w:pPr>
         <w:pStyle w:val="Heading2"/>
       </w:pPr>
-      <w:proofErr w:type="spellStart"/>
-      <w:r>
-        <w:lastRenderedPageBreak/>
+      <w:r>
         <w:t>Functions.ino</w:t>
       </w:r>
-      <w:proofErr w:type="spellEnd"/>
     </w:p>
     <w:p>
       <w:r>
@@ -924,15 +929,7 @@
         <w:t xml:space="preserve">standard </w:t>
       </w:r>
       <w:r>
-        <w:t>&lt;</w:t>
-      </w:r>
-      <w:proofErr w:type="spellStart"/>
-      <w:r>
-        <w:t>TimeLib.h</w:t>
-      </w:r>
-      <w:proofErr w:type="spellEnd"/>
-      <w:r>
-        <w:t>&gt;</w:t>
+        <w:t>&lt;TimeLib.h&gt;</w:t>
       </w:r>
       <w:r>
         <w:t xml:space="preserve"> library for time of day</w:t>
@@ -1022,11 +1019,9 @@
       <w:pPr>
         <w:pStyle w:val="Heading2"/>
       </w:pPr>
-      <w:proofErr w:type="spellStart"/>
       <w:r>
         <w:t>Serial.ino</w:t>
       </w:r>
-      <w:proofErr w:type="spellEnd"/>
     </w:p>
     <w:p>
       <w:r>
@@ -1089,6 +1084,7 @@
         </w:rPr>
       </w:pPr>
       <w:r>
+        <w:lastRenderedPageBreak/>
         <w:t xml:space="preserve">My phone service </w:t>
       </w:r>
       <w:r>
@@ -1788,6 +1784,92 @@
       </w:rPr>
     </w:lvl>
   </w:abstractNum>
+  <w:abstractNum w:abstractNumId="3" w15:restartNumberingAfterBreak="0">
+    <w:nsid w:val="50A47C5D"/>
+    <w:multiLevelType w:val="hybridMultilevel"/>
+    <w:tmpl w:val="9BEC3958"/>
+    <w:lvl w:ilvl="0" w:tplc="0409000F">
+      <w:start w:val="1"/>
+      <w:numFmt w:val="decimal"/>
+      <w:lvlText w:val="%1."/>
+      <w:lvlJc w:val="left"/>
+      <w:pPr>
+        <w:ind w:left="720" w:hanging="360"/>
+      </w:pPr>
+    </w:lvl>
+    <w:lvl w:ilvl="1" w:tplc="04090019" w:tentative="1">
+      <w:start w:val="1"/>
+      <w:numFmt w:val="lowerLetter"/>
+      <w:lvlText w:val="%2."/>
+      <w:lvlJc w:val="left"/>
+      <w:pPr>
+        <w:ind w:left="1440" w:hanging="360"/>
+      </w:pPr>
+    </w:lvl>
+    <w:lvl w:ilvl="2" w:tplc="0409001B" w:tentative="1">
+      <w:start w:val="1"/>
+      <w:numFmt w:val="lowerRoman"/>
+      <w:lvlText w:val="%3."/>
+      <w:lvlJc w:val="right"/>
+      <w:pPr>
+        <w:ind w:left="2160" w:hanging="180"/>
+      </w:pPr>
+    </w:lvl>
+    <w:lvl w:ilvl="3" w:tplc="0409000F" w:tentative="1">
+      <w:start w:val="1"/>
+      <w:numFmt w:val="decimal"/>
+      <w:lvlText w:val="%4."/>
+      <w:lvlJc w:val="left"/>
+      <w:pPr>
+        <w:ind w:left="2880" w:hanging="360"/>
+      </w:pPr>
+    </w:lvl>
+    <w:lvl w:ilvl="4" w:tplc="04090019" w:tentative="1">
+      <w:start w:val="1"/>
+      <w:numFmt w:val="lowerLetter"/>
+      <w:lvlText w:val="%5."/>
+      <w:lvlJc w:val="left"/>
+      <w:pPr>
+        <w:ind w:left="3600" w:hanging="360"/>
+      </w:pPr>
+    </w:lvl>
+    <w:lvl w:ilvl="5" w:tplc="0409001B" w:tentative="1">
+      <w:start w:val="1"/>
+      <w:numFmt w:val="lowerRoman"/>
+      <w:lvlText w:val="%6."/>
+      <w:lvlJc w:val="right"/>
+      <w:pPr>
+        <w:ind w:left="4320" w:hanging="180"/>
+      </w:pPr>
+    </w:lvl>
+    <w:lvl w:ilvl="6" w:tplc="0409000F" w:tentative="1">
+      <w:start w:val="1"/>
+      <w:numFmt w:val="decimal"/>
+      <w:lvlText w:val="%7."/>
+      <w:lvlJc w:val="left"/>
+      <w:pPr>
+        <w:ind w:left="5040" w:hanging="360"/>
+      </w:pPr>
+    </w:lvl>
+    <w:lvl w:ilvl="7" w:tplc="04090019" w:tentative="1">
+      <w:start w:val="1"/>
+      <w:numFmt w:val="lowerLetter"/>
+      <w:lvlText w:val="%8."/>
+      <w:lvlJc w:val="left"/>
+      <w:pPr>
+        <w:ind w:left="5760" w:hanging="360"/>
+      </w:pPr>
+    </w:lvl>
+    <w:lvl w:ilvl="8" w:tplc="0409001B" w:tentative="1">
+      <w:start w:val="1"/>
+      <w:numFmt w:val="lowerRoman"/>
+      <w:lvlText w:val="%9."/>
+      <w:lvlJc w:val="right"/>
+      <w:pPr>
+        <w:ind w:left="6480" w:hanging="180"/>
+      </w:pPr>
+    </w:lvl>
+  </w:abstractNum>
   <w:num w:numId="1" w16cid:durableId="886836742">
     <w:abstractNumId w:val="1"/>
   </w:num>
@@ -1796,6 +1878,9 @@
   </w:num>
   <w:num w:numId="3" w16cid:durableId="1565331195">
     <w:abstractNumId w:val="2"/>
+  </w:num>
+  <w:num w:numId="4" w16cid:durableId="173495730">
+    <w:abstractNumId w:val="3"/>
   </w:num>
 </w:numbering>
 </file>
